--- a/docs/Cos_214 PracDocument.docx
+++ b/docs/Cos_214 PracDocument.docx
@@ -738,13 +738,13 @@
           <w:noProof/>
         </w:rPr>
         <w:drawing>
-          <wp:anchor distT="0" distB="0" distL="114300" distR="114300" simplePos="0" relativeHeight="251659264" behindDoc="0" locked="0" layoutInCell="1" allowOverlap="1" wp14:anchorId="199B05C9" wp14:editId="734B76F5">
+          <wp:anchor distT="0" distB="0" distL="114300" distR="114300" simplePos="0" relativeHeight="251659264" behindDoc="0" locked="0" layoutInCell="1" allowOverlap="1" wp14:anchorId="199B05C9" wp14:editId="1C203778">
             <wp:simplePos x="0" y="0"/>
             <wp:positionH relativeFrom="margin">
               <wp:align>left</wp:align>
             </wp:positionH>
             <wp:positionV relativeFrom="paragraph">
-              <wp:posOffset>3447</wp:posOffset>
+              <wp:posOffset>7657</wp:posOffset>
             </wp:positionV>
             <wp:extent cx="4030980" cy="6057900"/>
             <wp:effectExtent l="0" t="0" r="7620" b="0"/>
@@ -806,14 +806,153 @@
     <w:p/>
     <w:p/>
     <w:p/>
-    <w:p/>
-    <w:p/>
-    <w:p/>
-    <w:p/>
-    <w:p/>
-    <w:p/>
-    <w:p/>
-    <w:p/>
+    <w:p>
+      <w:r>
+        <w:rPr>
+          <w:noProof/>
+        </w:rPr>
+        <mc:AlternateContent>
+          <mc:Choice Requires="wps">
+            <w:drawing>
+              <wp:anchor distT="0" distB="0" distL="114300" distR="114300" simplePos="0" relativeHeight="251669504" behindDoc="0" locked="0" layoutInCell="1" allowOverlap="1" wp14:anchorId="6C385FEF" wp14:editId="164E3E74">
+                <wp:simplePos x="0" y="0"/>
+                <wp:positionH relativeFrom="margin">
+                  <wp:posOffset>17817</wp:posOffset>
+                </wp:positionH>
+                <wp:positionV relativeFrom="paragraph">
+                  <wp:posOffset>233680</wp:posOffset>
+                </wp:positionV>
+                <wp:extent cx="1510030" cy="4445"/>
+                <wp:effectExtent l="0" t="0" r="33020" b="33655"/>
+                <wp:wrapNone/>
+                <wp:docPr id="1607227909" name="Straight Connector 5"/>
+                <wp:cNvGraphicFramePr/>
+                <a:graphic xmlns:a="http://schemas.openxmlformats.org/drawingml/2006/main">
+                  <a:graphicData uri="http://schemas.microsoft.com/office/word/2010/wordprocessingShape">
+                    <wps:wsp>
+                      <wps:cNvCnPr/>
+                      <wps:spPr>
+                        <a:xfrm>
+                          <a:off x="0" y="0"/>
+                          <a:ext cx="1510030" cy="4445"/>
+                        </a:xfrm>
+                        <a:prstGeom prst="line">
+                          <a:avLst/>
+                        </a:prstGeom>
+                        <a:ln w="12700">
+                          <a:solidFill>
+                            <a:schemeClr val="tx1"/>
+                          </a:solidFill>
+                        </a:ln>
+                      </wps:spPr>
+                      <wps:style>
+                        <a:lnRef idx="1">
+                          <a:schemeClr val="accent1"/>
+                        </a:lnRef>
+                        <a:fillRef idx="0">
+                          <a:schemeClr val="accent1"/>
+                        </a:fillRef>
+                        <a:effectRef idx="0">
+                          <a:schemeClr val="accent1"/>
+                        </a:effectRef>
+                        <a:fontRef idx="minor">
+                          <a:schemeClr val="tx1"/>
+                        </a:fontRef>
+                      </wps:style>
+                      <wps:bodyPr/>
+                    </wps:wsp>
+                  </a:graphicData>
+                </a:graphic>
+              </wp:anchor>
+            </w:drawing>
+          </mc:Choice>
+          <mc:Fallback>
+            <w:pict>
+              <v:line w14:anchorId="40EDBD62" id="Straight Connector 5" o:spid="_x0000_s1026" style="position:absolute;z-index:251669504;visibility:visible;mso-wrap-style:square;mso-wrap-distance-left:9pt;mso-wrap-distance-top:0;mso-wrap-distance-right:9pt;mso-wrap-distance-bottom:0;mso-position-horizontal:absolute;mso-position-horizontal-relative:margin;mso-position-vertical:absolute;mso-position-vertical-relative:text" from="1.4pt,18.4pt" to="120.3pt,18.75pt" o:gfxdata="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" strokecolor="black [3213]" strokeweight="1pt">
+                <w10:wrap anchorx="margin"/>
+              </v:line>
+            </w:pict>
+          </mc:Fallback>
+        </mc:AlternateContent>
+      </w:r>
+    </w:p>
+    <w:p/>
+    <w:p/>
+    <w:p/>
+    <w:p/>
+    <w:p/>
+    <w:p/>
+    <w:p>
+      <w:r>
+        <w:rPr>
+          <w:noProof/>
+        </w:rPr>
+        <mc:AlternateContent>
+          <mc:Choice Requires="wps">
+            <w:drawing>
+              <wp:anchor distT="0" distB="0" distL="114300" distR="114300" simplePos="0" relativeHeight="251671552" behindDoc="0" locked="0" layoutInCell="1" allowOverlap="1" wp14:anchorId="421CE375" wp14:editId="7E021C53">
+                <wp:simplePos x="0" y="0"/>
+                <wp:positionH relativeFrom="column">
+                  <wp:posOffset>2268071</wp:posOffset>
+                </wp:positionH>
+                <wp:positionV relativeFrom="paragraph">
+                  <wp:posOffset>5416</wp:posOffset>
+                </wp:positionV>
+                <wp:extent cx="1532964" cy="0"/>
+                <wp:effectExtent l="0" t="0" r="0" b="0"/>
+                <wp:wrapNone/>
+                <wp:docPr id="1934342535" name="Straight Connector 5"/>
+                <wp:cNvGraphicFramePr/>
+                <a:graphic xmlns:a="http://schemas.openxmlformats.org/drawingml/2006/main">
+                  <a:graphicData uri="http://schemas.microsoft.com/office/word/2010/wordprocessingShape">
+                    <wps:wsp>
+                      <wps:cNvCnPr/>
+                      <wps:spPr>
+                        <a:xfrm>
+                          <a:off x="0" y="0"/>
+                          <a:ext cx="1532964" cy="0"/>
+                        </a:xfrm>
+                        <a:prstGeom prst="line">
+                          <a:avLst/>
+                        </a:prstGeom>
+                        <a:ln w="12700">
+                          <a:solidFill>
+                            <a:schemeClr val="tx1"/>
+                          </a:solidFill>
+                        </a:ln>
+                      </wps:spPr>
+                      <wps:style>
+                        <a:lnRef idx="1">
+                          <a:schemeClr val="accent1"/>
+                        </a:lnRef>
+                        <a:fillRef idx="0">
+                          <a:schemeClr val="accent1"/>
+                        </a:fillRef>
+                        <a:effectRef idx="0">
+                          <a:schemeClr val="accent1"/>
+                        </a:effectRef>
+                        <a:fontRef idx="minor">
+                          <a:schemeClr val="tx1"/>
+                        </a:fontRef>
+                      </wps:style>
+                      <wps:bodyPr/>
+                    </wps:wsp>
+                  </a:graphicData>
+                </a:graphic>
+                <wp14:sizeRelH relativeFrom="margin">
+                  <wp14:pctWidth>0</wp14:pctWidth>
+                </wp14:sizeRelH>
+              </wp:anchor>
+            </w:drawing>
+          </mc:Choice>
+          <mc:Fallback>
+            <w:pict>
+              <v:line w14:anchorId="556312DB" id="Straight Connector 5" o:spid="_x0000_s1026" style="position:absolute;z-index:251671552;visibility:visible;mso-wrap-style:square;mso-width-percent:0;mso-wrap-distance-left:9pt;mso-wrap-distance-top:0;mso-wrap-distance-right:9pt;mso-wrap-distance-bottom:0;mso-position-horizontal:absolute;mso-position-horizontal-relative:text;mso-position-vertical:absolute;mso-position-vertical-relative:text;mso-width-percent:0;mso-width-relative:margin" from="178.6pt,.45pt" to="299.3pt,.45pt" o:gfxdata="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" strokecolor="black [3213]" strokeweight="1pt"/>
+            </w:pict>
+          </mc:Fallback>
+        </mc:AlternateContent>
+      </w:r>
+    </w:p>
     <w:p/>
     <w:p/>
     <w:p/>
